--- a/book3/downloads/Channel-2-Launch-Checklist.docx
+++ b/book3/downloads/Channel-2-Launch-Checklist.docx
@@ -24,7 +24,7 @@
     </w:p>
     <w:p>
       <w:r>
-        <w:t>From the field manual (Chapter 13). Check each item before you ship.</w:t>
+        <w:t>From the field manual (Chapter 15). Check each item before you ship.</w:t>
       </w:r>
     </w:p>
     <w:p>
@@ -199,6 +199,93 @@
           <w:sz w:val="20"/>
         </w:rPr>
         <w:t>One person per action type carries the outcome, and that name is in the UI, not only the policy doc.</w:t>
+      </w:r>
+    </w:p>
+    <w:p>
+      <w:r>
+        <w:rPr>
+          <w:color w:val="CCCCCC"/>
+        </w:rPr>
+        <w:t>____________________________________________________________________________________________</w:t>
+      </w:r>
+    </w:p>
+    <w:p/>
+    <w:p>
+      <w:r>
+        <w:rPr>
+          <w:b/>
+          <w:color w:val="1F3864"/>
+          <w:sz w:val="24"/>
+        </w:rPr>
+        <w:t>Observability, lineage, and transparency at the decision moment</w:t>
+      </w:r>
+    </w:p>
+    <w:p>
+      <w:r>
+        <w:rPr>
+          <w:i/>
+          <w:color w:val="666666"/>
+          <w:sz w:val="20"/>
+        </w:rPr>
+        <w:t>Observability, data lineage, and model transparency are available to the supervisor when the decision is made, not afterwards.</w:t>
+      </w:r>
+    </w:p>
+    <w:p>
+      <w:r>
+        <w:rPr>
+          <w:color w:val="CCCCCC"/>
+        </w:rPr>
+        <w:t>____________________________________________________________________________________________</w:t>
+      </w:r>
+    </w:p>
+    <w:p/>
+    <w:p>
+      <w:r>
+        <w:rPr>
+          <w:b/>
+          <w:color w:val="1F3864"/>
+          <w:sz w:val="24"/>
+        </w:rPr>
+        <w:t>Environmental reversion risk assessed</w:t>
+      </w:r>
+    </w:p>
+    <w:p>
+      <w:r>
+        <w:rPr>
+          <w:i/>
+          <w:color w:val="666666"/>
+          <w:sz w:val="20"/>
+        </w:rPr>
+        <w:t>Which conditions must the product import from the structured setting to the production environment to hold the supervisory behavior stable?</w:t>
+      </w:r>
+    </w:p>
+    <w:p>
+      <w:r>
+        <w:rPr>
+          <w:color w:val="CCCCCC"/>
+        </w:rPr>
+        <w:t>____________________________________________________________________________________________</w:t>
+      </w:r>
+    </w:p>
+    <w:p/>
+    <w:p>
+      <w:r>
+        <w:rPr>
+          <w:b/>
+          <w:color w:val="1F3864"/>
+          <w:sz w:val="24"/>
+        </w:rPr>
+        <w:t>Apprenticeship pipeline considered</w:t>
+      </w:r>
+    </w:p>
+    <w:p>
+      <w:r>
+        <w:rPr>
+          <w:i/>
+          <w:color w:val="666666"/>
+          <w:sz w:val="20"/>
+        </w:rPr>
+        <w:t>How will the next generation of supervisors build the judgment the agent is about to remove from the work?</w:t>
       </w:r>
     </w:p>
     <w:p>
